--- a/samples/sample_resume.docx
+++ b/samples/sample_resume.docx
@@ -4,12 +4,12 @@
   <w:body>
     <w:p>
       <w:r>
-        <w:t>Raghav Modi</w:t>
+        <w:t>Aarav Mehta</w:t>
       </w:r>
     </w:p>
     <w:p>
       <w:r>
-        <w:t>raghavmodi2004@gmail.com | +91 98765 43210</w:t>
+        <w:t>aarav.mehta@example.com | +91 98765 43210</w:t>
       </w:r>
     </w:p>
     <w:p>
